--- a/templates/委任書.docx
+++ b/templates/委任書.docx
@@ -162,11 +162,11 @@
       <w:proofErr w:type="spellStart"/>
       <w:r>
         <w:rPr>
-          <w:rFonts w:eastAsia="標楷體" w:hint="eastAsia"/>
-          <w:sz w:val="28"/>
-          <w:szCs w:val="28"/>
-        </w:rPr>
-        <w:t>change_reason</w:t>
+          <w:rFonts w:eastAsia="標楷體"/>
+          <w:sz w:val="28"/>
+          <w:szCs w:val="28"/>
+        </w:rPr>
+        <w:t>applicationReason</w:t>
       </w:r>
       <w:proofErr w:type="spellEnd"/>
       <w:r>
@@ -241,7 +241,25 @@
           <w:sz w:val="28"/>
           <w:szCs w:val="28"/>
         </w:rPr>
-        <w:t>四、委託人所稱之事實，均係正確，如有虛偽不實等情事一經發現受任人得隨時終止本約。所有約定酬金及受任人因處理委託事務所墊付之費用，仍應付清，如委任事務終了後發現有虛偽不實等情事所衍生的民、刑事責任完全由委任人負責之。</w:t>
+        <w:t>四、委託人所稱之事實，</w:t>
+      </w:r>
+      <w:proofErr w:type="gramStart"/>
+      <w:r>
+        <w:rPr>
+          <w:rFonts w:eastAsia="標楷體" w:hint="eastAsia"/>
+          <w:sz w:val="28"/>
+          <w:szCs w:val="28"/>
+        </w:rPr>
+        <w:t>均係正確</w:t>
+      </w:r>
+      <w:proofErr w:type="gramEnd"/>
+      <w:r>
+        <w:rPr>
+          <w:rFonts w:eastAsia="標楷體" w:hint="eastAsia"/>
+          <w:sz w:val="28"/>
+          <w:szCs w:val="28"/>
+        </w:rPr>
+        <w:t>，如有虛偽不實等情事一經發現受任人得隨時終止本約。所有約定酬金及受任人因處理委託事務所墊付之費用，仍應付清，如委任事務終了後發現有虛偽不實等情事所衍生的民、刑事責任完全由委任人負責之。</w:t>
       </w:r>
     </w:p>
     <w:p>
@@ -351,7 +369,7 @@
           <w:sz w:val="28"/>
           <w:szCs w:val="28"/>
         </w:rPr>
-        <w:t>註冊號碼</w:t>
+        <w:t>統一編號</w:t>
       </w:r>
       <w:r>
         <w:rPr>
@@ -376,7 +394,7 @@
           <w:sz w:val="28"/>
           <w:szCs w:val="28"/>
         </w:rPr>
-        <w:t>registrationNumber</w:t>
+        <w:t>companyId</w:t>
       </w:r>
       <w:proofErr w:type="spellEnd"/>
       <w:r>
@@ -414,14 +432,16 @@
         </w:rPr>
         <w:t>{{</w:t>
       </w:r>
-      <w:r>
-        <w:rPr>
-          <w:rFonts w:eastAsia="標楷體"/>
-          <w:sz w:val="28"/>
-          <w:szCs w:val="28"/>
-        </w:rPr>
-        <w:t>chairperson</w:t>
-      </w:r>
+      <w:proofErr w:type="spellStart"/>
+      <w:r>
+        <w:rPr>
+          <w:rFonts w:eastAsia="標楷體"/>
+          <w:sz w:val="28"/>
+          <w:szCs w:val="28"/>
+        </w:rPr>
+        <w:t>chairmanName</w:t>
+      </w:r>
+      <w:proofErr w:type="spellEnd"/>
       <w:r>
         <w:rPr>
           <w:rFonts w:eastAsia="標楷體" w:hint="eastAsia"/>
@@ -444,7 +464,7 @@
         <w:snapToGrid w:val="0"/>
         <w:spacing w:before="100" w:beforeAutospacing="1" w:after="100" w:afterAutospacing="1" w:line="360" w:lineRule="auto"/>
         <w:rPr>
-          <w:rFonts w:eastAsia="標楷體" w:hint="eastAsia"/>
+          <w:rFonts w:eastAsia="標楷體"/>
           <w:sz w:val="28"/>
           <w:szCs w:val="28"/>
         </w:rPr>
@@ -488,15 +508,7 @@
           <w:sz w:val="28"/>
           <w:szCs w:val="28"/>
         </w:rPr>
-        <w:t>company</w:t>
-      </w:r>
-      <w:r>
-        <w:rPr>
-          <w:rFonts w:eastAsia="標楷體" w:hint="eastAsia"/>
-          <w:sz w:val="28"/>
-          <w:szCs w:val="28"/>
-        </w:rPr>
-        <w:t>_address</w:t>
+        <w:t>companyAddress</w:t>
       </w:r>
       <w:proofErr w:type="spellEnd"/>
       <w:r>
@@ -543,7 +555,25 @@
           <w:sz w:val="28"/>
           <w:szCs w:val="28"/>
         </w:rPr>
-        <w:t>事務所地址：臺中市西區五權路</w:t>
+        <w:t>事務所地址：</w:t>
+      </w:r>
+      <w:proofErr w:type="gramStart"/>
+      <w:r>
+        <w:rPr>
+          <w:rFonts w:eastAsia="標楷體" w:hint="eastAsia"/>
+          <w:sz w:val="28"/>
+          <w:szCs w:val="28"/>
+        </w:rPr>
+        <w:t>臺</w:t>
+      </w:r>
+      <w:proofErr w:type="gramEnd"/>
+      <w:r>
+        <w:rPr>
+          <w:rFonts w:eastAsia="標楷體" w:hint="eastAsia"/>
+          <w:sz w:val="28"/>
+          <w:szCs w:val="28"/>
+        </w:rPr>
+        <w:t>中市西區五權路</w:t>
       </w:r>
       <w:r>
         <w:rPr>
@@ -614,7 +644,7 @@
         <w:spacing w:before="100" w:beforeAutospacing="1" w:after="100" w:afterAutospacing="1" w:line="360" w:lineRule="auto"/>
         <w:jc w:val="distribute"/>
         <w:rPr>
-          <w:rFonts w:eastAsia="標楷體" w:hint="eastAsia"/>
+          <w:rFonts w:eastAsia="標楷體"/>
           <w:sz w:val="28"/>
           <w:szCs w:val="28"/>
         </w:rPr>
@@ -630,51 +660,11 @@
       <w:proofErr w:type="spellStart"/>
       <w:r>
         <w:rPr>
-          <w:rFonts w:eastAsia="標楷體" w:hint="eastAsia"/>
-          <w:sz w:val="28"/>
-          <w:szCs w:val="28"/>
-        </w:rPr>
-        <w:t>d</w:t>
-      </w:r>
-      <w:r>
-        <w:rPr>
-          <w:rFonts w:eastAsia="標楷體"/>
-          <w:sz w:val="28"/>
-          <w:szCs w:val="28"/>
-        </w:rPr>
-        <w:t>ate</w:t>
-      </w:r>
-      <w:r>
-        <w:rPr>
-          <w:rFonts w:eastAsia="標楷體" w:hint="eastAsia"/>
-          <w:sz w:val="28"/>
-          <w:szCs w:val="28"/>
-        </w:rPr>
-        <w:t>_</w:t>
-      </w:r>
-      <w:r>
-        <w:rPr>
-          <w:rFonts w:eastAsia="標楷體"/>
-          <w:sz w:val="28"/>
-          <w:szCs w:val="28"/>
-        </w:rPr>
-        <w:t>of</w:t>
-      </w:r>
-      <w:r>
-        <w:rPr>
-          <w:rFonts w:eastAsia="標楷體" w:hint="eastAsia"/>
-          <w:sz w:val="28"/>
-          <w:szCs w:val="28"/>
-        </w:rPr>
-        <w:t>_a</w:t>
-      </w:r>
-      <w:r>
-        <w:rPr>
-          <w:rFonts w:eastAsia="標楷體"/>
-          <w:sz w:val="28"/>
-          <w:szCs w:val="28"/>
-        </w:rPr>
-        <w:t>uthorization</w:t>
+          <w:rFonts w:eastAsia="標楷體"/>
+          <w:sz w:val="28"/>
+          <w:szCs w:val="28"/>
+        </w:rPr>
+        <w:t>applicationDate</w:t>
       </w:r>
       <w:proofErr w:type="spellEnd"/>
       <w:r>
